--- a/gdocs_build/Acts.docx
+++ b/gdocs_build/Acts.docx
@@ -104,15 +104,6 @@
             <w:r>
               <w:rPr>
                 <w:b/>
-                <w:sz w:val="16"/>
-              </w:rPr>
-              <w:t>1-3</w:t>
-            </w:r>
-          </w:p>
-          <w:p>
-            <w:r>
-              <w:rPr>
-                <w:b/>
                 <w:sz w:val="18"/>
               </w:rPr>
               <w:t>To the Ends of the World</w:t>
@@ -125,15 +116,6 @@
           </w:tcPr>
           <w:p>
             <w:r/>
-            <w:r>
-              <w:rPr>
-                <w:b/>
-                <w:sz w:val="16"/>
-              </w:rPr>
-              <w:t>1-3</w:t>
-            </w:r>
-          </w:p>
-          <w:p>
             <w:r>
               <w:rPr>
                 <w:b/>
@@ -522,15 +504,6 @@
             <w:r>
               <w:rPr>
                 <w:b/>
-                <w:sz w:val="16"/>
-              </w:rPr>
-              <w:t>12-13</w:t>
-            </w:r>
-          </w:p>
-          <w:p>
-            <w:r>
-              <w:rPr>
-                <w:b/>
                 <w:sz w:val="18"/>
               </w:rPr>
               <w:t>Returning to Jerusalem</w:t>
@@ -543,15 +516,6 @@
           </w:tcPr>
           <w:p>
             <w:r/>
-            <w:r>
-              <w:rPr>
-                <w:b/>
-                <w:sz w:val="16"/>
-              </w:rPr>
-              <w:t>12-13</w:t>
-            </w:r>
-          </w:p>
-          <w:p>
             <w:r>
               <w:rPr>
                 <w:b/>
@@ -759,15 +723,6 @@
             <w:r>
               <w:rPr>
                 <w:b/>
-                <w:sz w:val="16"/>
-              </w:rPr>
-              <w:t>15-17</w:t>
-            </w:r>
-          </w:p>
-          <w:p>
-            <w:r>
-              <w:rPr>
-                <w:b/>
                 <w:sz w:val="18"/>
               </w:rPr>
               <w:t>Replacing Judas</w:t>
@@ -780,15 +735,6 @@
           </w:tcPr>
           <w:p>
             <w:r/>
-            <w:r>
-              <w:rPr>
-                <w:b/>
-                <w:sz w:val="16"/>
-              </w:rPr>
-              <w:t>15-17</w:t>
-            </w:r>
-          </w:p>
-          <w:p>
             <w:r>
               <w:rPr>
                 <w:b/>
@@ -1197,15 +1143,6 @@
             <w:r>
               <w:rPr>
                 <w:b/>
-                <w:sz w:val="16"/>
-              </w:rPr>
-              <w:t>1-4</w:t>
-            </w:r>
-          </w:p>
-          <w:p>
-            <w:r>
-              <w:rPr>
-                <w:b/>
                 <w:sz w:val="18"/>
               </w:rPr>
               <w:t>A Sound Like a Strong Wind</w:t>
@@ -1218,15 +1155,6 @@
           </w:tcPr>
           <w:p>
             <w:r/>
-            <w:r>
-              <w:rPr>
-                <w:b/>
-                <w:sz w:val="16"/>
-              </w:rPr>
-              <w:t>1-4</w:t>
-            </w:r>
-          </w:p>
-          <w:p>
             <w:r>
               <w:rPr>
                 <w:b/>
@@ -1560,15 +1488,6 @@
             <w:r>
               <w:rPr>
                 <w:b/>
-                <w:sz w:val="16"/>
-              </w:rPr>
-              <w:t>14-21</w:t>
-            </w:r>
-          </w:p>
-          <w:p>
-            <w:r>
-              <w:rPr>
-                <w:b/>
                 <w:sz w:val="18"/>
               </w:rPr>
               <w:t>Peter Speaks Up</w:t>
@@ -1581,15 +1500,6 @@
           </w:tcPr>
           <w:p>
             <w:r/>
-            <w:r>
-              <w:rPr>
-                <w:b/>
-                <w:sz w:val="16"/>
-              </w:rPr>
-              <w:t>14-21</w:t>
-            </w:r>
-          </w:p>
-          <w:p>
             <w:r>
               <w:rPr>
                 <w:b/>
@@ -2645,15 +2555,6 @@
             <w:r>
               <w:rPr>
                 <w:b/>
-                <w:sz w:val="16"/>
-              </w:rPr>
-              <w:t>12-16</w:t>
-            </w:r>
-          </w:p>
-          <w:p>
-            <w:r>
-              <w:rPr>
-                <w:b/>
                 <w:sz w:val="18"/>
               </w:rPr>
               <w:t>Turn to Face God</w:t>
@@ -2666,15 +2567,6 @@
           </w:tcPr>
           <w:p>
             <w:r/>
-            <w:r>
-              <w:rPr>
-                <w:b/>
-                <w:sz w:val="16"/>
-              </w:rPr>
-              <w:t>12-16</w:t>
-            </w:r>
-          </w:p>
-          <w:p>
             <w:r>
               <w:rPr>
                 <w:b/>
@@ -3067,15 +2959,6 @@
             <w:r>
               <w:rPr>
                 <w:b/>
-                <w:sz w:val="16"/>
-              </w:rPr>
-              <w:t>1-4</w:t>
-            </w:r>
-          </w:p>
-          <w:p>
-            <w:r>
-              <w:rPr>
-                <w:b/>
                 <w:sz w:val="18"/>
               </w:rPr>
               <w:t>Nothing to Hide</w:t>
@@ -3088,15 +2971,6 @@
           </w:tcPr>
           <w:p>
             <w:r/>
-            <w:r>
-              <w:rPr>
-                <w:b/>
-                <w:sz w:val="16"/>
-              </w:rPr>
-              <w:t>1-4</w:t>
-            </w:r>
-          </w:p>
-          <w:p>
             <w:r>
               <w:rPr>
                 <w:b/>
@@ -3627,15 +3501,6 @@
             <w:r>
               <w:rPr>
                 <w:b/>
-                <w:sz w:val="16"/>
-              </w:rPr>
-              <w:t>23-26</w:t>
-            </w:r>
-          </w:p>
-          <w:p>
-            <w:r>
-              <w:rPr>
-                <w:b/>
                 <w:sz w:val="18"/>
               </w:rPr>
               <w:t>One Heart, One Mind</w:t>
@@ -3648,15 +3513,6 @@
           </w:tcPr>
           <w:p>
             <w:r/>
-            <w:r>
-              <w:rPr>
-                <w:b/>
-                <w:sz w:val="16"/>
-              </w:rPr>
-              <w:t>23-26</w:t>
-            </w:r>
-          </w:p>
-          <w:p>
             <w:r>
               <w:rPr>
                 <w:b/>
@@ -4262,15 +4118,6 @@
             <w:r>
               <w:rPr>
                 <w:b/>
-                <w:sz w:val="16"/>
-              </w:rPr>
-              <w:t>1-2</w:t>
-            </w:r>
-          </w:p>
-          <w:p>
-            <w:r>
-              <w:rPr>
-                <w:b/>
                 <w:sz w:val="18"/>
               </w:rPr>
               <w:t>Ananias and Sapphira</w:t>
@@ -4283,15 +4130,6 @@
           </w:tcPr>
           <w:p>
             <w:r/>
-            <w:r>
-              <w:rPr>
-                <w:b/>
-                <w:sz w:val="16"/>
-              </w:rPr>
-              <w:t>1-2</w:t>
-            </w:r>
-          </w:p>
-          <w:p>
             <w:r>
               <w:rPr>
                 <w:b/>
@@ -4830,15 +4668,6 @@
             <w:r>
               <w:rPr>
                 <w:b/>
-                <w:sz w:val="16"/>
-              </w:rPr>
-              <w:t>12-16</w:t>
-            </w:r>
-          </w:p>
-          <w:p>
-            <w:r>
-              <w:rPr>
-                <w:b/>
                 <w:sz w:val="18"/>
               </w:rPr>
               <w:t>They All Met Regularly</w:t>
@@ -4851,15 +4680,6 @@
           </w:tcPr>
           <w:p>
             <w:r/>
-            <w:r>
-              <w:rPr>
-                <w:b/>
-                <w:sz w:val="16"/>
-              </w:rPr>
-              <w:t>12-16</w:t>
-            </w:r>
-          </w:p>
-          <w:p>
             <w:r>
               <w:rPr>
                 <w:b/>
@@ -5035,15 +4855,6 @@
             <w:r>
               <w:rPr>
                 <w:b/>
-                <w:sz w:val="16"/>
-              </w:rPr>
-              <w:t>17-20</w:t>
-            </w:r>
-          </w:p>
-          <w:p>
-            <w:r>
-              <w:rPr>
-                <w:b/>
                 <w:sz w:val="18"/>
               </w:rPr>
               <w:t>To Obey God Rather than Men</w:t>
@@ -5056,15 +4867,6 @@
           </w:tcPr>
           <w:p>
             <w:r/>
-            <w:r>
-              <w:rPr>
-                <w:b/>
-                <w:sz w:val="16"/>
-              </w:rPr>
-              <w:t>17-20</w:t>
-            </w:r>
-          </w:p>
-          <w:p>
             <w:r>
               <w:rPr>
                 <w:b/>
@@ -5812,15 +5614,6 @@
             <w:r>
               <w:rPr>
                 <w:b/>
-                <w:sz w:val="16"/>
-              </w:rPr>
-              <w:t>1-4</w:t>
-            </w:r>
-          </w:p>
-          <w:p>
-            <w:r>
-              <w:rPr>
-                <w:b/>
                 <w:sz w:val="18"/>
               </w:rPr>
               <w:t>The Word of God Prospered</w:t>
@@ -5833,15 +5626,6 @@
           </w:tcPr>
           <w:p>
             <w:r/>
-            <w:r>
-              <w:rPr>
-                <w:b/>
-                <w:sz w:val="16"/>
-              </w:rPr>
-              <w:t>1-4</w:t>
-            </w:r>
-          </w:p>
-          <w:p>
             <w:r>
               <w:rPr>
                 <w:b/>
@@ -6542,15 +6326,6 @@
             <w:r>
               <w:rPr>
                 <w:b/>
-                <w:sz w:val="16"/>
-              </w:rPr>
-              <w:t>1</w:t>
-            </w:r>
-          </w:p>
-          <w:p>
-            <w:r>
-              <w:rPr>
-                <w:b/>
                 <w:sz w:val="18"/>
               </w:rPr>
               <w:t>Stephen, Full of the Holy Spirit</w:t>
@@ -6563,15 +6338,6 @@
           </w:tcPr>
           <w:p>
             <w:r/>
-            <w:r>
-              <w:rPr>
-                <w:b/>
-                <w:sz w:val="16"/>
-              </w:rPr>
-              <w:t>1</w:t>
-            </w:r>
-          </w:p>
-          <w:p>
             <w:r>
               <w:rPr>
                 <w:b/>
@@ -8258,15 +8024,6 @@
             <w:r>
               <w:rPr>
                 <w:b/>
-                <w:sz w:val="16"/>
-              </w:rPr>
-              <w:t>1-2</w:t>
-            </w:r>
-          </w:p>
-          <w:p>
-            <w:r>
-              <w:rPr>
-                <w:b/>
                 <w:sz w:val="18"/>
               </w:rPr>
               <w:t>Simon the Wizard</w:t>
@@ -8279,15 +8036,6 @@
           </w:tcPr>
           <w:p>
             <w:r/>
-            <w:r>
-              <w:rPr>
-                <w:b/>
-                <w:sz w:val="16"/>
-              </w:rPr>
-              <w:t>1-2</w:t>
-            </w:r>
-          </w:p>
-          <w:p>
             <w:r>
               <w:rPr>
                 <w:b/>
@@ -8960,15 +8708,6 @@
             <w:r>
               <w:rPr>
                 <w:b/>
-                <w:sz w:val="16"/>
-              </w:rPr>
-              <w:t>26-28</w:t>
-            </w:r>
-          </w:p>
-          <w:p>
-            <w:r>
-              <w:rPr>
-                <w:b/>
                 <w:sz w:val="18"/>
               </w:rPr>
               <w:t>The Ethiopian Eunuch</w:t>
@@ -8981,15 +8720,6 @@
           </w:tcPr>
           <w:p>
             <w:r/>
-            <w:r>
-              <w:rPr>
-                <w:b/>
-                <w:sz w:val="16"/>
-              </w:rPr>
-              <w:t>26-28</w:t>
-            </w:r>
-          </w:p>
-          <w:p>
             <w:r>
               <w:rPr>
                 <w:b/>
@@ -9524,15 +9254,6 @@
             <w:r>
               <w:rPr>
                 <w:b/>
-                <w:sz w:val="16"/>
-              </w:rPr>
-              <w:t>1-2</w:t>
-            </w:r>
-          </w:p>
-          <w:p>
-            <w:r>
-              <w:rPr>
-                <w:b/>
                 <w:sz w:val="18"/>
               </w:rPr>
               <w:t>The Blinding of Saul</w:t>
@@ -9545,15 +9266,6 @@
           </w:tcPr>
           <w:p>
             <w:r/>
-            <w:r>
-              <w:rPr>
-                <w:b/>
-                <w:sz w:val="16"/>
-              </w:rPr>
-              <w:t>1-2</w:t>
-            </w:r>
-          </w:p>
-          <w:p>
             <w:r>
               <w:rPr>
                 <w:b/>
@@ -10242,15 +9954,6 @@
             <w:r>
               <w:rPr>
                 <w:b/>
-                <w:sz w:val="16"/>
-              </w:rPr>
-              <w:t>19-21</w:t>
-            </w:r>
-          </w:p>
-          <w:p>
-            <w:r>
-              <w:rPr>
-                <w:b/>
                 <w:sz w:val="18"/>
               </w:rPr>
               <w:t>Plots Against Saul</w:t>
@@ -10263,15 +9966,6 @@
           </w:tcPr>
           <w:p>
             <w:r/>
-            <w:r>
-              <w:rPr>
-                <w:b/>
-                <w:sz w:val="16"/>
-              </w:rPr>
-              <w:t>19-21</w:t>
-            </w:r>
-          </w:p>
-          <w:p>
             <w:r>
               <w:rPr>
                 <w:b/>
@@ -10731,15 +10425,6 @@
             <w:r>
               <w:rPr>
                 <w:b/>
-                <w:sz w:val="16"/>
-              </w:rPr>
-              <w:t>32-35</w:t>
-            </w:r>
-          </w:p>
-          <w:p>
-            <w:r>
-              <w:rPr>
-                <w:b/>
                 <w:sz w:val="18"/>
               </w:rPr>
               <w:t>Tabitha</w:t>
@@ -10752,15 +10437,6 @@
           </w:tcPr>
           <w:p>
             <w:r/>
-            <w:r>
-              <w:rPr>
-                <w:b/>
-                <w:sz w:val="16"/>
-              </w:rPr>
-              <w:t>32-35</w:t>
-            </w:r>
-          </w:p>
-          <w:p>
             <w:r>
               <w:rPr>
                 <w:b/>
@@ -11216,15 +10892,6 @@
             <w:r>
               <w:rPr>
                 <w:b/>
-                <w:sz w:val="16"/>
-              </w:rPr>
-              <w:t>1-3</w:t>
-            </w:r>
-          </w:p>
-          <w:p>
-            <w:r>
-              <w:rPr>
-                <w:b/>
                 <w:sz w:val="18"/>
               </w:rPr>
               <w:t>Peter's Vision</w:t>
@@ -11237,15 +10904,6 @@
           </w:tcPr>
           <w:p>
             <w:r/>
-            <w:r>
-              <w:rPr>
-                <w:b/>
-                <w:sz w:val="16"/>
-              </w:rPr>
-              <w:t>1-3</w:t>
-            </w:r>
-          </w:p>
-          <w:p>
             <w:r>
               <w:rPr>
                 <w:b/>
@@ -11997,15 +11655,6 @@
             <w:r>
               <w:rPr>
                 <w:b/>
-                <w:sz w:val="16"/>
-              </w:rPr>
-              <w:t>23-26</w:t>
-            </w:r>
-          </w:p>
-          <w:p>
-            <w:r>
-              <w:rPr>
-                <w:b/>
                 <w:sz w:val="18"/>
               </w:rPr>
               <w:t>God Plays No Favorites</w:t>
@@ -12018,15 +11667,6 @@
           </w:tcPr>
           <w:p>
             <w:r/>
-            <w:r>
-              <w:rPr>
-                <w:b/>
-                <w:sz w:val="16"/>
-              </w:rPr>
-              <w:t>23-26</w:t>
-            </w:r>
-          </w:p>
-          <w:p>
             <w:r>
               <w:rPr>
                 <w:b/>
@@ -12774,15 +12414,6 @@
             <w:r>
               <w:rPr>
                 <w:b/>
-                <w:sz w:val="16"/>
-              </w:rPr>
-              <w:t>1-3</w:t>
-            </w:r>
-          </w:p>
-          <w:p>
-            <w:r>
-              <w:rPr>
-                <w:b/>
                 <w:sz w:val="18"/>
               </w:rPr>
               <w:t>God Has Broken Through</w:t>
@@ -12795,15 +12426,6 @@
           </w:tcPr>
           <w:p>
             <w:r/>
-            <w:r>
-              <w:rPr>
-                <w:b/>
-                <w:sz w:val="16"/>
-              </w:rPr>
-              <w:t>1-3</w:t>
-            </w:r>
-          </w:p>
-          <w:p>
             <w:r>
               <w:rPr>
                 <w:b/>
@@ -13614,15 +13236,6 @@
             <w:r>
               <w:rPr>
                 <w:b/>
-                <w:sz w:val="16"/>
-              </w:rPr>
-              <w:t>1-4</w:t>
-            </w:r>
-          </w:p>
-          <w:p>
-            <w:r>
-              <w:rPr>
-                <w:b/>
                 <w:sz w:val="18"/>
               </w:rPr>
               <w:t>Peter Under Heavy Guard</w:t>
@@ -13635,15 +13248,6 @@
           </w:tcPr>
           <w:p>
             <w:r/>
-            <w:r>
-              <w:rPr>
-                <w:b/>
-                <w:sz w:val="16"/>
-              </w:rPr>
-              <w:t>1-4</w:t>
-            </w:r>
-          </w:p>
-          <w:p>
             <w:r>
               <w:rPr>
                 <w:b/>
@@ -14316,15 +13920,6 @@
             <w:r>
               <w:rPr>
                 <w:b/>
-                <w:sz w:val="16"/>
-              </w:rPr>
-              <w:t>20-22</w:t>
-            </w:r>
-          </w:p>
-          <w:p>
-            <w:r>
-              <w:rPr>
-                <w:b/>
                 <w:sz w:val="18"/>
               </w:rPr>
               <w:t>The Death of Herod</w:t>
@@ -14337,15 +13932,6 @@
           </w:tcPr>
           <w:p>
             <w:r/>
-            <w:r>
-              <w:rPr>
-                <w:b/>
-                <w:sz w:val="16"/>
-              </w:rPr>
-              <w:t>20-22</w:t>
-            </w:r>
-          </w:p>
-          <w:p>
             <w:r>
               <w:rPr>
                 <w:b/>
@@ -14730,15 +14316,6 @@
             <w:r>
               <w:rPr>
                 <w:b/>
-                <w:sz w:val="16"/>
-              </w:rPr>
-              <w:t>1-2</w:t>
-            </w:r>
-          </w:p>
-          <w:p>
-            <w:r>
-              <w:rPr>
-                <w:b/>
                 <w:sz w:val="18"/>
               </w:rPr>
               <w:t>Barnabas, Saul, and the Know-It-All</w:t>
@@ -14751,15 +14328,6 @@
           </w:tcPr>
           <w:p>
             <w:r/>
-            <w:r>
-              <w:rPr>
-                <w:b/>
-                <w:sz w:val="16"/>
-              </w:rPr>
-              <w:t>1-2</w:t>
-            </w:r>
-          </w:p>
-          <w:p>
             <w:r>
               <w:rPr>
                 <w:b/>
@@ -15267,15 +14835,6 @@
             <w:r>
               <w:rPr>
                 <w:b/>
-                <w:sz w:val="16"/>
-              </w:rPr>
-              <w:t>13-14</w:t>
-            </w:r>
-          </w:p>
-          <w:p>
-            <w:r>
-              <w:rPr>
-                <w:b/>
                 <w:sz w:val="18"/>
               </w:rPr>
               <w:t>Don't Take This Lightly</w:t>
@@ -15288,15 +14847,6 @@
           </w:tcPr>
           <w:p>
             <w:r/>
-            <w:r>
-              <w:rPr>
-                <w:b/>
-                <w:sz w:val="16"/>
-              </w:rPr>
-              <w:t>13-14</w:t>
-            </w:r>
-          </w:p>
-          <w:p>
             <w:r>
               <w:rPr>
                 <w:b/>
@@ -16636,15 +16186,6 @@
             <w:r>
               <w:rPr>
                 <w:b/>
-                <w:sz w:val="16"/>
-              </w:rPr>
-              <w:t>8-10</w:t>
-            </w:r>
-          </w:p>
-          <w:p>
-            <w:r>
-              <w:rPr>
-                <w:b/>
                 <w:sz w:val="18"/>
               </w:rPr>
               <w:t>Gods or Men?</w:t>
@@ -16657,15 +16198,6 @@
           </w:tcPr>
           <w:p>
             <w:r/>
-            <w:r>
-              <w:rPr>
-                <w:b/>
-                <w:sz w:val="16"/>
-              </w:rPr>
-              <w:t>8-10</w:t>
-            </w:r>
-          </w:p>
-          <w:p>
             <w:r>
               <w:rPr>
                 <w:b/>
@@ -17054,15 +16586,6 @@
             <w:r>
               <w:rPr>
                 <w:b/>
-                <w:sz w:val="16"/>
-              </w:rPr>
-              <w:t>21-22</w:t>
-            </w:r>
-          </w:p>
-          <w:p>
-            <w:r>
-              <w:rPr>
-                <w:b/>
                 <w:sz w:val="18"/>
               </w:rPr>
               <w:t>Plenty of Hard Times</w:t>
@@ -17075,15 +16598,6 @@
           </w:tcPr>
           <w:p>
             <w:r/>
-            <w:r>
-              <w:rPr>
-                <w:b/>
-                <w:sz w:val="16"/>
-              </w:rPr>
-              <w:t>21-22</w:t>
-            </w:r>
-          </w:p>
-          <w:p>
             <w:r>
               <w:rPr>
                 <w:b/>
@@ -17397,15 +16911,6 @@
             <w:r>
               <w:rPr>
                 <w:b/>
-                <w:sz w:val="16"/>
-              </w:rPr>
-              <w:t>1-2</w:t>
-            </w:r>
-          </w:p>
-          <w:p>
-            <w:r>
-              <w:rPr>
-                <w:b/>
                 <w:sz w:val="18"/>
               </w:rPr>
               <w:t>To Let Outsiders Inside</w:t>
@@ -17418,15 +16923,6 @@
           </w:tcPr>
           <w:p>
             <w:r/>
-            <w:r>
-              <w:rPr>
-                <w:b/>
-                <w:sz w:val="16"/>
-              </w:rPr>
-              <w:t>1-2</w:t>
-            </w:r>
-          </w:p>
-          <w:p>
             <w:r>
               <w:rPr>
                 <w:b/>
@@ -18273,15 +17769,6 @@
             <w:r>
               <w:rPr>
                 <w:b/>
-                <w:sz w:val="16"/>
-              </w:rPr>
-              <w:t>30-33</w:t>
-            </w:r>
-          </w:p>
-          <w:p>
-            <w:r>
-              <w:rPr>
-                <w:b/>
                 <w:sz w:val="18"/>
               </w:rPr>
               <w:t>Barnabas and Paul Go Their Separate Ways</w:t>
@@ -18294,15 +17781,6 @@
           </w:tcPr>
           <w:p>
             <w:r/>
-            <w:r>
-              <w:rPr>
-                <w:b/>
-                <w:sz w:val="16"/>
-              </w:rPr>
-              <w:t>30-33</w:t>
-            </w:r>
-          </w:p>
-          <w:p>
             <w:r>
               <w:rPr>
                 <w:b/>
@@ -18687,15 +18165,6 @@
             <w:r>
               <w:rPr>
                 <w:b/>
-                <w:sz w:val="16"/>
-              </w:rPr>
-              <w:t>1-3</w:t>
-            </w:r>
-          </w:p>
-          <w:p>
-            <w:r>
-              <w:rPr>
-                <w:b/>
                 <w:sz w:val="18"/>
               </w:rPr>
               <w:t>A Dream Gave Paul His Map</w:t>
@@ -18708,15 +18177,6 @@
           </w:tcPr>
           <w:p>
             <w:r/>
-            <w:r>
-              <w:rPr>
-                <w:b/>
-                <w:sz w:val="16"/>
-              </w:rPr>
-              <w:t>1-3</w:t>
-            </w:r>
-          </w:p>
-          <w:p>
             <w:r>
               <w:rPr>
                 <w:b/>
@@ -19247,15 +18707,6 @@
             <w:r>
               <w:rPr>
                 <w:b/>
-                <w:sz w:val="16"/>
-              </w:rPr>
-              <w:t>16-18</w:t>
-            </w:r>
-          </w:p>
-          <w:p>
-            <w:r>
-              <w:rPr>
-                <w:b/>
                 <w:sz w:val="18"/>
               </w:rPr>
               <w:t>Beaten Up and Thrown in Jail</w:t>
@@ -19268,15 +18719,6 @@
           </w:tcPr>
           <w:p>
             <w:r/>
-            <w:r>
-              <w:rPr>
-                <w:b/>
-                <w:sz w:val="16"/>
-              </w:rPr>
-              <w:t>16-18</w:t>
-            </w:r>
-          </w:p>
-          <w:p>
             <w:r>
               <w:rPr>
                 <w:b/>
@@ -20087,15 +19529,6 @@
             <w:r>
               <w:rPr>
                 <w:b/>
-                <w:sz w:val="16"/>
-              </w:rPr>
-              <w:t>1-3</w:t>
-            </w:r>
-          </w:p>
-          <w:p>
-            <w:r>
-              <w:rPr>
-                <w:b/>
                 <w:sz w:val="18"/>
               </w:rPr>
               <w:t>Thessalonica</w:t>
@@ -20108,15 +19541,6 @@
           </w:tcPr>
           <w:p>
             <w:r/>
-            <w:r>
-              <w:rPr>
-                <w:b/>
-                <w:sz w:val="16"/>
-              </w:rPr>
-              <w:t>1-3</w:t>
-            </w:r>
-          </w:p>
-          <w:p>
             <w:r>
               <w:rPr>
                 <w:b/>
@@ -20434,15 +19858,6 @@
             <w:r>
               <w:rPr>
                 <w:b/>
-                <w:sz w:val="16"/>
-              </w:rPr>
-              <w:t>10-12</w:t>
-            </w:r>
-          </w:p>
-          <w:p>
-            <w:r>
-              <w:rPr>
-                <w:b/>
                 <w:sz w:val="18"/>
               </w:rPr>
               <w:t>Berea</w:t>
@@ -20455,15 +19870,6 @@
           </w:tcPr>
           <w:p>
             <w:r/>
-            <w:r>
-              <w:rPr>
-                <w:b/>
-                <w:sz w:val="16"/>
-              </w:rPr>
-              <w:t>10-12</w:t>
-            </w:r>
-          </w:p>
-          <w:p>
             <w:r>
               <w:rPr>
                 <w:b/>
@@ -20639,15 +20045,6 @@
             <w:r>
               <w:rPr>
                 <w:b/>
-                <w:sz w:val="16"/>
-              </w:rPr>
-              <w:t>16</w:t>
-            </w:r>
-          </w:p>
-          <w:p>
-            <w:r>
-              <w:rPr>
-                <w:b/>
                 <w:sz w:val="18"/>
               </w:rPr>
               <w:t>Athens</w:t>
@@ -20660,15 +20057,6 @@
           </w:tcPr>
           <w:p>
             <w:r/>
-            <w:r>
-              <w:rPr>
-                <w:b/>
-                <w:sz w:val="16"/>
-              </w:rPr>
-              <w:t>16</w:t>
-            </w:r>
-          </w:p>
-          <w:p>
             <w:r>
               <w:rPr>
                 <w:b/>
@@ -21266,15 +20654,6 @@
             <w:r>
               <w:rPr>
                 <w:b/>
-                <w:sz w:val="16"/>
-              </w:rPr>
-              <w:t>1-4</w:t>
-            </w:r>
-          </w:p>
-          <w:p>
-            <w:r>
-              <w:rPr>
-                <w:b/>
                 <w:sz w:val="18"/>
               </w:rPr>
               <w:t>Corinth</w:t>
@@ -21287,15 +20666,6 @@
           </w:tcPr>
           <w:p>
             <w:r/>
-            <w:r>
-              <w:rPr>
-                <w:b/>
-                <w:sz w:val="16"/>
-              </w:rPr>
-              <w:t>1-4</w:t>
-            </w:r>
-          </w:p>
-          <w:p>
             <w:r>
               <w:rPr>
                 <w:b/>
@@ -21826,15 +21196,6 @@
             <w:r>
               <w:rPr>
                 <w:b/>
-                <w:sz w:val="16"/>
-              </w:rPr>
-              <w:t>18</w:t>
-            </w:r>
-          </w:p>
-          <w:p>
-            <w:r>
-              <w:rPr>
-                <w:b/>
                 <w:sz w:val="18"/>
               </w:rPr>
               <w:t>Ephesus</w:t>
@@ -21847,15 +21208,6 @@
           </w:tcPr>
           <w:p>
             <w:r/>
-            <w:r>
-              <w:rPr>
-                <w:b/>
-                <w:sz w:val="16"/>
-              </w:rPr>
-              <w:t>18</w:t>
-            </w:r>
-          </w:p>
-          <w:p>
             <w:r>
               <w:rPr>
                 <w:b/>
@@ -22753,15 +22105,6 @@
             <w:r>
               <w:rPr>
                 <w:b/>
-                <w:sz w:val="16"/>
-              </w:rPr>
-              <w:t>11-12</w:t>
-            </w:r>
-          </w:p>
-          <w:p>
-            <w:r>
-              <w:rPr>
-                <w:b/>
                 <w:sz w:val="18"/>
               </w:rPr>
               <w:t>Witches Came out of the Woodwork</w:t>
@@ -22774,15 +22117,6 @@
           </w:tcPr>
           <w:p>
             <w:r/>
-            <w:r>
-              <w:rPr>
-                <w:b/>
-                <w:sz w:val="16"/>
-              </w:rPr>
-              <w:t>11-12</w:t>
-            </w:r>
-          </w:p>
-          <w:p>
             <w:r>
               <w:rPr>
                 <w:b/>
@@ -23029,15 +22363,6 @@
             <w:r>
               <w:rPr>
                 <w:b/>
-                <w:sz w:val="16"/>
-              </w:rPr>
-              <w:t>21-22</w:t>
-            </w:r>
-          </w:p>
-          <w:p>
-            <w:r>
-              <w:rPr>
-                <w:b/>
                 <w:sz w:val="18"/>
               </w:rPr>
               <w:t>The Goddess Artemis</w:t>
@@ -23050,15 +22375,6 @@
           </w:tcPr>
           <w:p>
             <w:r/>
-            <w:r>
-              <w:rPr>
-                <w:b/>
-                <w:sz w:val="16"/>
-              </w:rPr>
-              <w:t>21-22</w:t>
-            </w:r>
-          </w:p>
-          <w:p>
             <w:r>
               <w:rPr>
                 <w:b/>
@@ -23656,15 +22972,6 @@
             <w:r>
               <w:rPr>
                 <w:b/>
-                <w:sz w:val="16"/>
-              </w:rPr>
-              <w:t>1-2</w:t>
-            </w:r>
-          </w:p>
-          <w:p>
-            <w:r>
-              <w:rPr>
-                <w:b/>
                 <w:sz w:val="18"/>
               </w:rPr>
               <w:t>Macedonia and Greece</w:t>
@@ -23677,15 +22984,6 @@
           </w:tcPr>
           <w:p>
             <w:r/>
-            <w:r>
-              <w:rPr>
-                <w:b/>
-                <w:sz w:val="16"/>
-              </w:rPr>
-              <w:t>1-2</w:t>
-            </w:r>
-          </w:p>
-          <w:p>
             <w:r>
               <w:rPr>
                 <w:b/>
@@ -24145,15 +23443,6 @@
             <w:r>
               <w:rPr>
                 <w:b/>
-                <w:sz w:val="16"/>
-              </w:rPr>
-              <w:t>17-21</w:t>
-            </w:r>
-          </w:p>
-          <w:p>
-            <w:r>
-              <w:rPr>
-                <w:b/>
                 <w:sz w:val="18"/>
               </w:rPr>
               <w:t>On to Jerusalem</w:t>
@@ -24166,15 +23455,6 @@
           </w:tcPr>
           <w:p>
             <w:r/>
-            <w:r>
-              <w:rPr>
-                <w:b/>
-                <w:sz w:val="16"/>
-              </w:rPr>
-              <w:t>17-21</w:t>
-            </w:r>
-          </w:p>
-          <w:p>
             <w:r>
               <w:rPr>
                 <w:b/>
@@ -24843,15 +24123,6 @@
             <w:r>
               <w:rPr>
                 <w:b/>
-                <w:sz w:val="16"/>
-              </w:rPr>
-              <w:t>1-4</w:t>
-            </w:r>
-          </w:p>
-          <w:p>
-            <w:r>
-              <w:rPr>
-                <w:b/>
                 <w:sz w:val="18"/>
               </w:rPr>
               <w:t>Tyre and Caesarea</w:t>
@@ -24864,15 +24135,6 @@
           </w:tcPr>
           <w:p>
             <w:r/>
-            <w:r>
-              <w:rPr>
-                <w:b/>
-                <w:sz w:val="16"/>
-              </w:rPr>
-              <w:t>1-4</w:t>
-            </w:r>
-          </w:p>
-          <w:p>
             <w:r>
               <w:rPr>
                 <w:b/>
@@ -25403,15 +24665,6 @@
             <w:r>
               <w:rPr>
                 <w:b/>
-                <w:sz w:val="16"/>
-              </w:rPr>
-              <w:t>17-19</w:t>
-            </w:r>
-          </w:p>
-          <w:p>
-            <w:r>
-              <w:rPr>
-                <w:b/>
                 <w:sz w:val="18"/>
               </w:rPr>
               <w:t>Jerusalem</w:t>
@@ -25424,15 +24677,6 @@
           </w:tcPr>
           <w:p>
             <w:r/>
-            <w:r>
-              <w:rPr>
-                <w:b/>
-                <w:sz w:val="16"/>
-              </w:rPr>
-              <w:t>17-19</w:t>
-            </w:r>
-          </w:p>
-          <w:p>
             <w:r>
               <w:rPr>
                 <w:b/>
@@ -25821,15 +25065,6 @@
             <w:r>
               <w:rPr>
                 <w:b/>
-                <w:sz w:val="16"/>
-              </w:rPr>
-              <w:t>27-29</w:t>
-            </w:r>
-          </w:p>
-          <w:p>
-            <w:r>
-              <w:rPr>
-                <w:b/>
                 <w:sz w:val="18"/>
               </w:rPr>
               <w:t>Paul Under Arrest</w:t>
@@ -25842,15 +25077,6 @@
           </w:tcPr>
           <w:p>
             <w:r/>
-            <w:r>
-              <w:rPr>
-                <w:b/>
-                <w:sz w:val="16"/>
-              </w:rPr>
-              <w:t>27-29</w:t>
-            </w:r>
-          </w:p>
-          <w:p>
             <w:r>
               <w:rPr>
                 <w:b/>
@@ -26318,15 +25544,6 @@
             <w:r>
               <w:rPr>
                 <w:b/>
-                <w:sz w:val="16"/>
-              </w:rPr>
-              <w:t>40</w:t>
-            </w:r>
-          </w:p>
-          <w:p>
-            <w:r>
-              <w:rPr>
-                <w:b/>
                 <w:sz w:val="18"/>
               </w:rPr>
               <w:t>Paul Tells His Story</w:t>
@@ -26339,15 +25556,6 @@
           </w:tcPr>
           <w:p>
             <w:r/>
-            <w:r>
-              <w:rPr>
-                <w:b/>
-                <w:sz w:val="16"/>
-              </w:rPr>
-              <w:t>40</w:t>
-            </w:r>
-          </w:p>
-          <w:p>
             <w:r>
               <w:rPr>
                 <w:b/>
@@ -27316,15 +26524,6 @@
             <w:r>
               <w:rPr>
                 <w:b/>
-                <w:sz w:val="16"/>
-              </w:rPr>
-              <w:t>22-25</w:t>
-            </w:r>
-          </w:p>
-          <w:p>
-            <w:r>
-              <w:rPr>
-                <w:b/>
                 <w:sz w:val="18"/>
               </w:rPr>
               <w:t>A Roman Citizen</w:t>
@@ -27337,15 +26536,6 @@
           </w:tcPr>
           <w:p>
             <w:r/>
-            <w:r>
-              <w:rPr>
-                <w:b/>
-                <w:sz w:val="16"/>
-              </w:rPr>
-              <w:t>22-25</w:t>
-            </w:r>
-          </w:p>
-          <w:p>
             <w:r>
               <w:rPr>
                 <w:b/>
@@ -27888,15 +27078,6 @@
             <w:r>
               <w:rPr>
                 <w:b/>
-                <w:sz w:val="16"/>
-              </w:rPr>
-              <w:t>1-3</w:t>
-            </w:r>
-          </w:p>
-          <w:p>
-            <w:r>
-              <w:rPr>
-                <w:b/>
                 <w:sz w:val="18"/>
               </w:rPr>
               <w:t>Before the High Council</w:t>
@@ -27909,15 +27090,6 @@
           </w:tcPr>
           <w:p>
             <w:r/>
-            <w:r>
-              <w:rPr>
-                <w:b/>
-                <w:sz w:val="16"/>
-              </w:rPr>
-              <w:t>1-3</w:t>
-            </w:r>
-          </w:p>
-          <w:p>
             <w:r>
               <w:rPr>
                 <w:b/>
@@ -28377,15 +27549,6 @@
             <w:r>
               <w:rPr>
                 <w:b/>
-                <w:sz w:val="16"/>
-              </w:rPr>
-              <w:t>11</w:t>
-            </w:r>
-          </w:p>
-          <w:p>
-            <w:r>
-              <w:rPr>
-                <w:b/>
                 <w:sz w:val="18"/>
               </w:rPr>
               <w:t>A Plot Against Paul</w:t>
@@ -28398,15 +27561,6 @@
           </w:tcPr>
           <w:p>
             <w:r/>
-            <w:r>
-              <w:rPr>
-                <w:b/>
-                <w:sz w:val="16"/>
-              </w:rPr>
-              <w:t>11</w:t>
-            </w:r>
-          </w:p>
-          <w:p>
             <w:r>
               <w:rPr>
                 <w:b/>
@@ -29312,15 +28466,6 @@
             <w:r>
               <w:rPr>
                 <w:b/>
-                <w:sz w:val="16"/>
-              </w:rPr>
-              <w:t>1-4</w:t>
-            </w:r>
-          </w:p>
-          <w:p>
-            <w:r>
-              <w:rPr>
-                <w:b/>
                 <w:sz w:val="18"/>
               </w:rPr>
               <w:t>Paul States His Defense</w:t>
@@ -29333,15 +28478,6 @@
           </w:tcPr>
           <w:p>
             <w:r/>
-            <w:r>
-              <w:rPr>
-                <w:b/>
-                <w:sz w:val="16"/>
-              </w:rPr>
-              <w:t>1-4</w:t>
-            </w:r>
-          </w:p>
-          <w:p>
             <w:r>
               <w:rPr>
                 <w:b/>
@@ -30152,15 +29288,6 @@
             <w:r>
               <w:rPr>
                 <w:b/>
-                <w:sz w:val="16"/>
-              </w:rPr>
-              <w:t>1-3</w:t>
-            </w:r>
-          </w:p>
-          <w:p>
-            <w:r>
-              <w:rPr>
-                <w:b/>
                 <w:sz w:val="18"/>
               </w:rPr>
               <w:t>An Appeal to Caesar</w:t>
@@ -30173,15 +29300,6 @@
           </w:tcPr>
           <w:p>
             <w:r/>
-            <w:r>
-              <w:rPr>
-                <w:b/>
-                <w:sz w:val="16"/>
-              </w:rPr>
-              <w:t>1-3</w:t>
-            </w:r>
-          </w:p>
-          <w:p>
             <w:r>
               <w:rPr>
                 <w:b/>
@@ -31213,15 +30331,6 @@
             <w:r>
               <w:rPr>
                 <w:b/>
-                <w:sz w:val="16"/>
-              </w:rPr>
-              <w:t>1-3</w:t>
-            </w:r>
-          </w:p>
-          <w:p>
-            <w:r>
-              <w:rPr>
-                <w:b/>
                 <w:sz w:val="18"/>
               </w:rPr>
               <w:t>"I Couldn't Just Walk Away"</w:t>
@@ -31234,15 +30343,6 @@
           </w:tcPr>
           <w:p>
             <w:r/>
-            <w:r>
-              <w:rPr>
-                <w:b/>
-                <w:sz w:val="16"/>
-              </w:rPr>
-              <w:t>1-3</w:t>
-            </w:r>
-          </w:p>
-          <w:p>
             <w:r>
               <w:rPr>
                 <w:b/>
@@ -32353,15 +31453,6 @@
             <w:r>
               <w:rPr>
                 <w:b/>
-                <w:sz w:val="16"/>
-              </w:rPr>
-              <w:t>1-2</w:t>
-            </w:r>
-          </w:p>
-          <w:p>
-            <w:r>
-              <w:rPr>
-                <w:b/>
                 <w:sz w:val="18"/>
               </w:rPr>
               <w:t>A Storm at Sea</w:t>
@@ -32374,15 +31465,6 @@
           </w:tcPr>
           <w:p>
             <w:r/>
-            <w:r>
-              <w:rPr>
-                <w:b/>
-                <w:sz w:val="16"/>
-              </w:rPr>
-              <w:t>1-2</w:t>
-            </w:r>
-          </w:p>
-          <w:p>
             <w:r>
               <w:rPr>
                 <w:b/>
@@ -33832,15 +32914,6 @@
             <w:r>
               <w:rPr>
                 <w:b/>
-                <w:sz w:val="16"/>
-              </w:rPr>
-              <w:t>10-11</w:t>
-            </w:r>
-          </w:p>
-          <w:p>
-            <w:r>
-              <w:rPr>
-                <w:b/>
                 <w:sz w:val="18"/>
               </w:rPr>
               <w:t>Rome</w:t>
@@ -33853,15 +32926,6 @@
           </w:tcPr>
           <w:p>
             <w:r/>
-            <w:r>
-              <w:rPr>
-                <w:b/>
-                <w:sz w:val="16"/>
-              </w:rPr>
-              <w:t>10-11</w:t>
-            </w:r>
-          </w:p>
-          <w:p>
             <w:r>
               <w:rPr>
                 <w:b/>

--- a/gdocs_build/Acts.docx
+++ b/gdocs_build/Acts.docx
@@ -13869,7 +13869,7 @@
               <w:rPr>
                 <w:sz w:val="18"/>
               </w:rPr>
-              <w:t>At daybreak the prison was in chaos. "Where's Peter? What happened to Peter?" When Herod ordered Peter brought out and the guards couldn't produce him or explain what happened, Herod had them executed: "Off with their heads!" Fed up with Judea, he left for Caesarea to cool off.</w:t>
+              <w:t>At daybreak the prison was in chaos. "Where's Peter? What happened to Peter?" When Herod ordered Peter brought out and the guards couldn't produce him or explain what happened, Herod had them executed: "Off with their heads!" Fed up with Judea and the Jews, he left for Caesarea to cool off.</w:t>
             </w:r>
           </w:p>
         </w:tc>
@@ -28111,7 +28111,7 @@
               <w:rPr>
                 <w:sz w:val="18"/>
               </w:rPr>
-              <w:t>The commander called two centurions. "Get two hundred soldiers ready to leave for Caesarea immediately. Add seventy horsemen and two hundred spearmen. I want them ready to march by nine o'clock tonight. And get a couple of horses for Paul and his gear. We're delivering this man safe and sound to Governor Felix."</w:t>
+              <w:t>The commander called two centurions. "Get two hundred soldiers ready to leave for Caesarea immediately. Add seventy horsemen and two hundred spearmen. I want them ready to march by nine o'clock tonight. And get a couple of mules for Paul and his gear. We're delivering this man safe and sound to Governor Felix."</w:t>
             </w:r>
           </w:p>
         </w:tc>

--- a/gdocs_build/Acts.docx
+++ b/gdocs_build/Acts.docx
@@ -1940,7 +1940,7 @@
               <w:rPr>
                 <w:sz w:val="18"/>
               </w:rPr>
-              <w:t>He kept going like this for a long time, urging them again and again: "Get out while you can — get out of this sick and twisted generation!"</w:t>
+              <w:t>He kept going like this for a long time, urging them again and again: "Get out while you can — get out of this sick and twisted culture!"</w:t>
             </w:r>
           </w:p>
         </w:tc>
@@ -1963,7 +1963,7 @@
               <w:rPr>
                 <w:sz w:val="18"/>
               </w:rPr>
-              <w:t>베드로는 한참 동안 이렇게 계속 말하며 거듭 간곡히 권했습니다. "할 수 있을 때 빠져나오십시오. 이 병들고 비뚤어진 세대에서 빠져나오십시오!"</w:t>
+              <w:t>베드로는 한참 동안 이렇게 계속 말하며 거듭 간곡히 권했습니다. "할 수 있을 때 빠져나오십시오. 이 병들고 비뚤어진 문화에서 빠져나오십시오!"</w:t>
             </w:r>
           </w:p>
         </w:tc>
@@ -31660,7 +31660,7 @@
               <w:rPr>
                 <w:sz w:val="18"/>
               </w:rPr>
-              <w:t>Back out at sea, we sailed north along the sheltered side of Cyprus, northeast of the island, because strong westerly winds were against us, then westward along the coast to the port of Myra. There the centurion found an Egyptian grain ship bound for Italy and transferred us aboard. We hit rough weather and couldn't hold our course. After a long, hard struggle, we finally reached the southern coast of Crete and docked at Fair Havens — fitting name!</w:t>
+              <w:t>Back out at sea, we sailed north along the sheltered side of Cyprus, northeast of the island, because strong westerly winds were against us, then westward along the coast to the port of Myra. There the centurion found an Egyptian ship bound for Italy and transferred us aboard. We hit rough weather and couldn't hold our course. After a long, hard struggle, we finally reached the southern coast of Crete and docked at Fair Havens — fitting name!</w:t>
             </w:r>
           </w:p>
         </w:tc>
@@ -33002,7 +33002,7 @@
               <w:rPr>
                 <w:sz w:val="18"/>
               </w:rPr>
-              <w:t>우리는 몰타에서 석 달 동안 정말 극진한 대접을 받았습니다. 필요한 것은 다 챙겨주고, 남은 여정에 쓸 물품까지 준비해줬습니다. 마침 항구에서 겨울을 난 이집트 배가 이탈리아로 간다기에 우리도 그 배에 탔습니다. 그 배의 뱃머리에는 쌍둥이자리, '하늘의 쌍둥이' 조각상이 새겨져 있었습니다.</w:t>
+              <w:t>우리는 몰타에서 석 달 동안 정말 극진한 대접을 받았습니다. 필요한 것은 다 챙겨주고, 남은 여정에 쓸 물품까지 준비해줬습니다. 마침 항구에서 겨울을 난 이집트 배가 이탈리아로 간다기에 우리도 그 배에 탔습니다. 그 배의 뱃머리에는 카스토르와 폴룩스, '하늘의 쌍둥이' 조각상이 새겨져 있었습니다.</w:t>
             </w:r>
           </w:p>
         </w:tc>

--- a/gdocs_build/Acts.docx
+++ b/gdocs_build/Acts.docx
@@ -4444,7 +4444,7 @@
                 <w:b/>
                 <w:sz w:val="16"/>
               </w:rPr>
-              <w:t>7-8</w:t>
+              <w:t>8</w:t>
             </w:r>
           </w:p>
           <w:p>
@@ -4467,7 +4467,7 @@
                 <w:b/>
                 <w:sz w:val="16"/>
               </w:rPr>
-              <w:t>7-8</w:t>
+              <w:t>8</w:t>
             </w:r>
           </w:p>
           <w:p>
@@ -4490,7 +4490,7 @@
                 <w:b/>
                 <w:sz w:val="16"/>
               </w:rPr>
-              <w:t>7-8</w:t>
+              <w:t>8</w:t>
             </w:r>
           </w:p>
           <w:p>
@@ -4702,7 +4702,7 @@
                 <w:b/>
                 <w:sz w:val="16"/>
               </w:rPr>
-              <w:t>12-16</w:t>
+              <w:t>12-14</w:t>
             </w:r>
           </w:p>
           <w:p>
@@ -4725,7 +4725,7 @@
                 <w:b/>
                 <w:sz w:val="16"/>
               </w:rPr>
-              <w:t>12-16</w:t>
+              <w:t>12-14</w:t>
             </w:r>
           </w:p>
           <w:p>
@@ -4748,7 +4748,7 @@
                 <w:b/>
                 <w:sz w:val="16"/>
               </w:rPr>
-              <w:t>12-16</w:t>
+              <w:t>12-14</w:t>
             </w:r>
           </w:p>
           <w:p>
@@ -4773,7 +4773,7 @@
                 <w:b/>
                 <w:sz w:val="16"/>
               </w:rPr>
-              <w:t>12-16</w:t>
+              <w:t>15-16</w:t>
             </w:r>
           </w:p>
           <w:p>
@@ -4796,7 +4796,7 @@
                 <w:b/>
                 <w:sz w:val="16"/>
               </w:rPr>
-              <w:t>12-16</w:t>
+              <w:t>15-16</w:t>
             </w:r>
           </w:p>
           <w:p>
@@ -4819,7 +4819,7 @@
                 <w:b/>
                 <w:sz w:val="16"/>
               </w:rPr>
-              <w:t>12-16</w:t>
+              <w:t>15-16</w:t>
             </w:r>
           </w:p>
           <w:p>
@@ -5648,7 +5648,7 @@
                 <w:b/>
                 <w:sz w:val="16"/>
               </w:rPr>
-              <w:t>1-4</w:t>
+              <w:t>1</w:t>
             </w:r>
           </w:p>
           <w:p>
@@ -5671,7 +5671,7 @@
                 <w:b/>
                 <w:sz w:val="16"/>
               </w:rPr>
-              <w:t>1-4</w:t>
+              <w:t>1</w:t>
             </w:r>
           </w:p>
           <w:p>
@@ -5694,7 +5694,7 @@
                 <w:b/>
                 <w:sz w:val="16"/>
               </w:rPr>
-              <w:t>1-4</w:t>
+              <w:t>1</w:t>
             </w:r>
           </w:p>
           <w:p>
@@ -5719,7 +5719,7 @@
                 <w:b/>
                 <w:sz w:val="16"/>
               </w:rPr>
-              <w:t>1-4</w:t>
+              <w:t>2-4</w:t>
             </w:r>
           </w:p>
           <w:p>
@@ -5742,7 +5742,7 @@
                 <w:b/>
                 <w:sz w:val="16"/>
               </w:rPr>
-              <w:t>1-4</w:t>
+              <w:t>2-4</w:t>
             </w:r>
           </w:p>
           <w:p>
@@ -5765,7 +5765,7 @@
                 <w:b/>
                 <w:sz w:val="16"/>
               </w:rPr>
-              <w:t>1-4</w:t>
+              <w:t>2-4</w:t>
             </w:r>
           </w:p>
           <w:p>
